--- a/mtn/2026-10-27_mtn-ci-lettre-pme-novembre-2026_v1.docx
+++ b/mtn/2026-10-27_mtn-ci-lettre-pme-novembre-2026_v1.docx
@@ -573,7 +573,7 @@
       <w:r>
         <w:drawing>
           <wp:inline xmlns:a="http://schemas.openxmlformats.org/drawingml/2006/main" xmlns:pic="http://schemas.openxmlformats.org/drawingml/2006/picture">
-            <wp:extent cx="6120000" cy="2190762"/>
+            <wp:extent cx="6120000" cy="2203200"/>
             <wp:docPr id="2" name="Picture 2"/>
             <wp:cNvGraphicFramePr>
               <a:graphicFrameLocks noChangeAspect="1"/>
@@ -594,7 +594,7 @@
                   <pic:spPr>
                     <a:xfrm>
                       <a:off x="0" y="0"/>
-                      <a:ext cx="6120000" cy="2190762"/>
+                      <a:ext cx="6120000" cy="2203200"/>
                     </a:xfrm>
                     <a:prstGeom prst="rect"/>
                   </pic:spPr>
@@ -625,6 +625,9 @@
         <w:gridCol w:w="9638"/>
       </w:tblGrid>
       <w:tr>
+        <w:trPr>
+          <w:cantSplit/>
+        </w:trPr>
         <w:tc>
           <w:tcPr>
             <w:tcW w:type="dxa" w:w="9638"/>
@@ -709,6 +712,9 @@
         <w:gridCol w:w="9638"/>
       </w:tblGrid>
       <w:tr>
+        <w:trPr>
+          <w:cantSplit/>
+        </w:trPr>
         <w:tc>
           <w:tcPr>
             <w:tcW w:type="dxa" w:w="9638"/>
@@ -871,6 +877,9 @@
         <w:gridCol w:w="9638"/>
       </w:tblGrid>
       <w:tr>
+        <w:trPr>
+          <w:cantSplit/>
+        </w:trPr>
         <w:tc>
           <w:tcPr>
             <w:tcW w:type="dxa" w:w="9638"/>
@@ -969,6 +978,9 @@
         <w:gridCol w:w="9638"/>
       </w:tblGrid>
       <w:tr>
+        <w:trPr>
+          <w:cantSplit/>
+        </w:trPr>
         <w:tc>
           <w:tcPr>
             <w:tcW w:type="dxa" w:w="9638"/>
@@ -1067,6 +1079,9 @@
         <w:gridCol w:w="9638"/>
       </w:tblGrid>
       <w:tr>
+        <w:trPr>
+          <w:cantSplit/>
+        </w:trPr>
         <w:tc>
           <w:tcPr>
             <w:tcW w:type="dxa" w:w="9638"/>
@@ -1136,6 +1151,9 @@
         <w:gridCol w:w="9638"/>
       </w:tblGrid>
       <w:tr>
+        <w:trPr>
+          <w:cantSplit/>
+        </w:trPr>
         <w:tc>
           <w:tcPr>
             <w:tcW w:type="dxa" w:w="9638"/>
@@ -1233,8 +1251,7 @@
     <w:p>
       <w:pPr>
         <w:keepNext/>
-        <w:pageBreakBefore/>
-        <w:spacing w:before="0" w:after="100" w:line="264" w:lineRule="auto"/>
+        <w:spacing w:before="240" w:after="100" w:line="264" w:lineRule="auto"/>
       </w:pPr>
       <w:r>
         <w:rPr>
